--- a/data/human_paras/human_para_89.docx
+++ b/data/human_paras/human_para_89.docx
@@ -4,7 +4,7 @@
   <w:body>
     <w:p>
       <w:r>
-        <w:t>In the case of parent one, it is clear that Johnny's performance has not been good in school because of the behavior and attitude that he has developed towards the teacher, the subject, and other learners in class. At first, he used to respond to questions asked by the teacher, and on learning that his responses were wrong, he felt bad and never participated in class again, which worsened his performance. To help him be participative and improve his performance, Johnny should be taken through some psychological classes where he will be given appropriate advice and help him maintain positive behavior and attitude in class as before. He should be assisted in knowing that learning is a continuous process, and giving the wrong answer is better than not trying at all (Ref-f098103).</w:t>
+        <w:t>In the case of parent two, Sarah's behavior of hiding and eating spoiled food might be caused by the nature and the environment that she has been living with her parents. It will not be an easy task for her to leave this behavior because she had grown up in a struggling environment. To help her change this behavior, she should be provided with enough food and advised on the dangers of keeping food in her room. In the case of parent three, Jessie's behavior may have been caused by a lack of exposure. In his early residence, he was never exposed to toys, and meeting them for the first time excites him a lot. To handle the situation, Jessie should be bought more toys to use at home and help him get used to toys.</w:t>
       </w:r>
     </w:p>
     <w:sectPr>
